--- a/resources/templates/modelo_proposta_adequacoes_central_alarme.docx
+++ b/resources/templates/modelo_proposta_adequacoes_central_alarme.docx
@@ -276,7 +276,6 @@
         <w:t xml:space="preserve">A </w:t>
       </w:r>
       <w:proofErr w:type="spellStart"/>
-      <w:proofErr w:type="gramStart"/>
       <w:r>
         <w:rPr>
           <w:sz w:val="24"/>
@@ -285,7 +284,6 @@
         <w:t>A.Corrêa</w:t>
       </w:r>
       <w:proofErr w:type="spellEnd"/>
-      <w:proofErr w:type="gramEnd"/>
       <w:r>
         <w:rPr>
           <w:sz w:val="24"/>
@@ -554,7 +552,7 @@
           <w:sz w:val="24"/>
           <w:szCs w:val="24"/>
         </w:rPr>
-        <w:t>Proposta técnica referente à emissão de laudos e atestados visando renovação do AVCB.</w:t>
+        <w:t>Proposta técnica referente à adequações visando renovação do AVCB.</w:t>
       </w:r>
     </w:p>
     <w:p>
@@ -1271,23 +1269,7 @@
           <w:sz w:val="24"/>
           <w:szCs w:val="24"/>
         </w:rPr>
-        <w:t xml:space="preserve">Todas as etapas de execução dos serviços terão bom acabamento, com garantia de 5 anos, conforme as normas da ABNT (Associação </w:t>
-      </w:r>
-      <w:proofErr w:type="gramStart"/>
-      <w:r>
-        <w:rPr>
-          <w:sz w:val="24"/>
-          <w:szCs w:val="24"/>
-        </w:rPr>
-        <w:t>Brasileira  de</w:t>
-      </w:r>
-      <w:proofErr w:type="gramEnd"/>
-      <w:r>
-        <w:rPr>
-          <w:sz w:val="24"/>
-          <w:szCs w:val="24"/>
-        </w:rPr>
-        <w:t xml:space="preserve"> Normas Técnicas). Esta garantia refere-se a mão de obra e materiais por nós utilizados. Esclarecemos que danos causados por terceiros, uso indevido, perfurações, ausência de limpeza, carregamento de cargas mal dimensionadas, movimentações, danos estruturais ou naturais ficam excluídos desta garantia.</w:t>
+        <w:t>Todas as etapas de execução dos serviços terão bom acabamento, com garantia de 5 anos, conforme as normas da ABNT (Associação Brasileira  de Normas Técnicas). Esta garantia refere-se a mão de obra e materiais por nós utilizados. Esclarecemos que danos causados por terceiros, uso indevido, perfurações, ausência de limpeza, carregamento de cargas mal dimensionadas, movimentações, danos estruturais ou naturais ficam excluídos desta garantia.</w:t>
       </w:r>
     </w:p>
     <w:p>
@@ -1934,25 +1916,7 @@
                 <w:sz w:val="20"/>
                 <w:szCs w:val="20"/>
               </w:rPr>
-              <w:t xml:space="preserve">A. </w:t>
-            </w:r>
-            <w:proofErr w:type="gramStart"/>
-            <w:r>
-              <w:rPr>
-                <w:b/>
-                <w:sz w:val="20"/>
-                <w:szCs w:val="20"/>
-              </w:rPr>
-              <w:t>CORRÊA  Arquitetura</w:t>
-            </w:r>
-            <w:proofErr w:type="gramEnd"/>
-            <w:r>
-              <w:rPr>
-                <w:b/>
-                <w:sz w:val="20"/>
-                <w:szCs w:val="20"/>
-              </w:rPr>
-              <w:t xml:space="preserve"> e Segurança</w:t>
+              <w:t>A. CORRÊA  Arquitetura e Segurança</w:t>
             </w:r>
           </w:p>
           <w:p>
